--- a/LAB1_NguyenThanhNhan_DE190502_SE20A10.docx
+++ b/LAB1_NguyenThanhNhan_DE190502_SE20A10.docx
@@ -4587,6 +4587,17 @@
       <w:r>
         <w:t xml:space="preserve"> </w:t>
       </w:r>
+      <w:hyperlink r:id="rId8" w:history="1">
+        <w:r>
+          <w:rPr>
+            <w:rStyle w:val="Hyperlink"/>
+            <w:sz w:val="48"/>
+            <w:szCs w:val="48"/>
+            <w:lang w:val="vi-VN"/>
+          </w:rPr>
+          <w:t>https://github.com/ThNhan113/SWT301_ThanhNhan_SE20A10.git</w:t>
+        </w:r>
+      </w:hyperlink>
       <w:r>
         <w:rPr>
           <w:color w:val="000000" w:themeColor="text1"/>
@@ -4594,7 +4605,7 @@
           <w:szCs w:val="48"/>
           <w:lang w:val="vi-VN"/>
         </w:rPr>
-        <w:t>https://github.com/ThNhan113/SWT301_ThanhNhan_SE20A10.git</w:t>
+        <w:t xml:space="preserve"> </w:t>
       </w:r>
     </w:p>
     <w:p>
@@ -11595,7 +11606,7 @@
           <w:szCs w:val="20"/>
         </w:rPr>
       </w:pPr>
-      <w:hyperlink r:id="rId8" w:tgtFrame="_new" w:history="1">
+      <w:hyperlink r:id="rId9" w:tgtFrame="_new" w:history="1">
         <w:r>
           <w:rPr>
             <w:rStyle w:val="Hyperlink"/>
@@ -11629,7 +11640,7 @@
           <w:szCs w:val="20"/>
         </w:rPr>
       </w:pPr>
-      <w:hyperlink r:id="rId9" w:tgtFrame="_new" w:history="1">
+      <w:hyperlink r:id="rId10" w:tgtFrame="_new" w:history="1">
         <w:r>
           <w:rPr>
             <w:rStyle w:val="Hyperlink"/>
@@ -11654,8 +11665,8 @@
       </w:pPr>
     </w:p>
     <w:sectPr>
-      <w:footerReference w:type="even" r:id="rId10"/>
-      <w:footerReference w:type="default" r:id="rId11"/>
+      <w:footerReference w:type="even" r:id="rId11"/>
+      <w:footerReference w:type="default" r:id="rId12"/>
       <w:pgSz w:w="11900" w:h="16840"/>
       <w:pgMar w:top="1440" w:right="1440" w:bottom="1440" w:left="1440" w:header="708" w:footer="708" w:gutter="0"/>
       <w:cols w:space="708"/>
@@ -15809,6 +15820,18 @@
     <w:unhideWhenUsed/>
     <w:rsid w:val="00E04B7C"/>
   </w:style>
+  <w:style w:type="character" w:styleId="UnresolvedMention">
+    <w:name w:val="Unresolved Mention"/>
+    <w:basedOn w:val="DefaultParagraphFont"/>
+    <w:uiPriority w:val="99"/>
+    <w:semiHidden/>
+    <w:unhideWhenUsed/>
+    <w:rsid w:val="00F62DE3"/>
+    <w:rPr>
+      <w:color w:val="605E5C"/>
+      <w:shd w:val="clear" w:color="auto" w:fill="E1DFDD"/>
+    </w:rPr>
+  </w:style>
 </w:styles>
 </file>
 

--- a/LAB1_NguyenThanhNhan_DE190502_SE20A10.docx
+++ b/LAB1_NguyenThanhNhan_DE190502_SE20A10.docx
@@ -7151,7 +7151,15 @@
           <w:sz w:val="20"/>
           <w:szCs w:val="20"/>
         </w:rPr>
-        <w:t>Tuy nhiên, phần định nghĩa về testing vẫn còn hơi tổng quát và chưa nhấn mạnh đầy đủ các test objectives trong ISTQB như việc xây dựng sự tin cậy về chất lượng hay hỗ trợ ra quyết định. Ngoài ra, AI chưa nêu rõ rằng debugging không thuộc hoạt động testing mà là hoạt động phát triển phần mềm. Nếu chỉnh sửa prompt thêm, em sẽ yêu cầu AI bổ sung sơ đồ quy trình từ testing → bug report → debugging → retesting để trực quan hơn.</w:t>
+        <w:t>P</w:t>
+      </w:r>
+      <w:r>
+        <w:rPr>
+          <w:color w:val="000000" w:themeColor="text1"/>
+          <w:sz w:val="20"/>
+          <w:szCs w:val="20"/>
+        </w:rPr>
+        <w:t>hần định nghĩa về testing vẫn còn hơi tổng quát và chưa nhấn mạnh đầy đủ các test objectives trong ISTQB như việc xây dựng sự tin cậy về chất lượng hay hỗ trợ ra quyết định. Ngoài ra, AI chưa nêu rõ rằng debugging không thuộc hoạt động testing mà là hoạt động phát triển phần mềm. Nếu chỉnh sửa prompt thêm, em sẽ yêu cầu AI bổ sung sơ đồ quy trình từ testing → bug report → debugging → retesting để trực quan hơn.</w:t>
       </w:r>
     </w:p>
     <w:p>
@@ -8904,7 +8912,32 @@
           <w:sz w:val="20"/>
           <w:szCs w:val="20"/>
         </w:rPr>
-        <w:t>Các prompt có context cụ thể như “BookMyMovie” hoặc “CinePlex” cho câu trả lời thực tế và dễ hiểu hơn so với ví dụ chung chung. AI đã giải thích khá đúng 7 nguyên tắc testing theo ISTQB và đưa ra ví dụ phù hợp với hệ thống đặt vé xem phim. Prompt thứ hai cho kết quả rõ ràng nhất vì có yêu cầu thêm “hậu quả nếu hiểu sai nguyên tắc”, giúp phần trả lời mang tính phân tích hơn.</w:t>
+        <w:t>Các prompt có context cụ thể như “BookMyMovie” hoặc “CinePlex” cho câu trả lời thực tế và dễ hiểu hơn so với ví dụ chung chung. AI đã giải thích khá đúng 7 nguyên tắc testing theo ISTQB và đưa ra ví dụ phù hợp với hệ thống đặt vé xem phim. Prompt thứ hai cho kết quả rõ ràng nhất vì có yêu cầu thêm “hậu quả nếu hiểu sai nguyê</w:t>
+      </w:r>
+      <w:r>
+        <w:rPr>
+          <w:color w:val="000000" w:themeColor="text1"/>
+          <w:sz w:val="20"/>
+          <w:szCs w:val="20"/>
+        </w:rPr>
+        <w:t xml:space="preserve">n </w:t>
+      </w:r>
+      <w:r>
+        <w:rPr>
+          <w:color w:val="000000" w:themeColor="text1"/>
+          <w:sz w:val="20"/>
+          <w:szCs w:val="20"/>
+          <w:lang w:val="vi-VN"/>
+        </w:rPr>
+        <w:t>tắc</w:t>
+      </w:r>
+      <w:r>
+        <w:rPr>
+          <w:color w:val="000000" w:themeColor="text1"/>
+          <w:sz w:val="20"/>
+          <w:szCs w:val="20"/>
+        </w:rPr>
+        <w:t>”, giúp phần trả lời mang tính phân tích hơn.</w:t>
       </w:r>
     </w:p>
     <w:p>
@@ -11382,7 +11415,24 @@
           <w:sz w:val="20"/>
           <w:szCs w:val="20"/>
         </w:rPr>
-        <w:t>Prompt cải thiện cũng giúp AI đưa thêm công cụ thực tế như Selenium, Postman và Jira thay vì chỉ mô tả lý thuyết chung chung. Tuy nhiên, AI vẫn chưa đề cập sâu đến kỹ năng business understanding hoặc kỹ năng viết test case hiệu quả. Nếu tiếp tục chỉnh sửa prompt, em sẽ yêu cầu AI xếp hạng mức độ quan trọng của từng kỹ năng đối với Fresher QA và Senior QA.</w:t>
+        <w:t>Prompt cải thiện cũng giúp AI đưa thêm công cụ thực tế như Selenium, Postman và Jira thay vì chỉ mô tả lý thuyết chung chung. Tuy nhiên, AI vẫn chưa đề cập sâu đến kỹ năng business understanding hoặc kỹ năng viết test case hiệu quả. Nếu tiếp tục chỉnh sửa</w:t>
+      </w:r>
+      <w:r>
+        <w:rPr>
+          <w:color w:val="000000" w:themeColor="text1"/>
+          <w:sz w:val="20"/>
+          <w:szCs w:val="20"/>
+          <w:lang w:val="vi-VN"/>
+        </w:rPr>
+        <w:t xml:space="preserve"> về phần</w:t>
+      </w:r>
+      <w:r>
+        <w:rPr>
+          <w:color w:val="000000" w:themeColor="text1"/>
+          <w:sz w:val="20"/>
+          <w:szCs w:val="20"/>
+        </w:rPr>
+        <w:t xml:space="preserve"> prompt, em sẽ yêu cầu AI xếp hạng mức độ quan trọng của từng kỹ năng đối với Fresher QA và Senior QA.</w:t>
       </w:r>
     </w:p>
     <w:p>
